--- a/docs/digests/Translation Tool - Daily Digest #6 - 20260913.docx
+++ b/docs/digests/Translation Tool - Daily Digest #6 - 20260913.docx
@@ -1109,34 +1109,6 @@
       </w:r>
       <w:r>
         <w:t xml:space="preserve">it.</w:t>
-      </w:r>
-    </w:p>
-    <w:p>
-      <w:pPr>
-        <w:pStyle w:val="Compact"/>
-        <w:numPr>
-          <w:ilvl w:val="0"/>
-          <w:numId w:val="1003"/>
-        </w:numPr>
-      </w:pPr>
-      <w:r>
-        <w:rPr>
-          <w:b/>
-          <w:bCs/>
-        </w:rPr>
-        <w:t xml:space="preserve">Yesterday’s digest</w:t>
-      </w:r>
-      <w:r>
-        <w:t xml:space="preserve"> </w:t>
-      </w:r>
-      <w:r>
-        <w:t xml:space="preserve">shows in my records as drafted but not sent. If it</w:t>
-      </w:r>
-      <w:r>
-        <w:t xml:space="preserve"> </w:t>
-      </w:r>
-      <w:r>
-        <w:t xml:space="preserve">did not reach you, say so and I will send it.</w:t>
       </w:r>
     </w:p>
     <w:bookmarkEnd w:id="18"/>
